--- a/example_articles/countries/Jordan/1.countries_Jordan_New_York_Times.docx
+++ b/example_articles/countries/Jordan/1.countries_Jordan_New_York_Times.docx
@@ -27,17 +27,17 @@
     </w:p>
     <w:p>
       <w:r>
-        <w:t>Source File: NYT/46.DOCX</w:t>
+        <w:t>Source file: NYT/46.DOCX</w:t>
       </w:r>
     </w:p>
     <w:p>
       <w:r>
-        <w:t>Raw locations result: ['Jordan']</w:t>
+        <w:t>Raw locations result, 'locations': ['Jordan']</w:t>
       </w:r>
     </w:p>
     <w:p>
       <w:r>
-        <w:t>countries_stand_flat (Standardized): Jordan</w:t>
+        <w:t>Standardized locations result, 'countries_stand_flat': Jordan</w:t>
       </w:r>
     </w:p>
     <w:p>
